--- a/DKKDApp/bin/Debug/net8.0-windows/Ủy Quyền_DA_DIEN.docx
+++ b/DKKDApp/bin/Debug/net8.0-windows/Ủy Quyền_DA_DIEN.docx
@@ -222,7 +222,7 @@
           <w:sz w:val="26"/>
           <w:szCs w:val="26"/>
         </w:rPr>
-        <w:t>18/08/2026</w:t>
+        <w:t>29/09/2026</w:t>
       </w:r>
     </w:p>
     <w:p>
@@ -355,7 +355,7 @@
           <w:szCs w:val="26"/>
           <w:lang w:eastAsia="zh-CN"/>
         </w:rPr>
-        <w:t>XIE, GUIQING</w:t>
+        <w:t>VÕ VĂN HẢI</w:t>
       </w:r>
     </w:p>
     <w:p>
@@ -395,7 +395,7 @@
           <w:sz w:val="26"/>
           <w:szCs w:val="26"/>
         </w:rPr>
-        <w:t>Nữ</w:t>
+        <w:t>Nam</w:t>
       </w:r>
       <w:r>
         <w:rPr>
@@ -428,7 +428,7 @@
           <w:sz w:val="26"/>
           <w:szCs w:val="26"/>
         </w:rPr>
-        <w:t>27/07/1977</w:t>
+        <w:t>28/03/1999</w:t>
       </w:r>
     </w:p>
     <w:p>
@@ -462,7 +462,7 @@
           <w:szCs w:val="26"/>
           <w:lang w:eastAsia="zh-CN"/>
         </w:rPr>
-        <w:t>Trung Quốc</w:t>
+        <w:t>Việt Nam</w:t>
       </w:r>
     </w:p>
     <w:p>
@@ -1241,7 +1241,7 @@
           <w:sz w:val="26"/>
           <w:szCs w:val="26"/>
         </w:rPr>
-        <w:t>EJ7492807</w:t>
+        <w:t>052099015879</w:t>
       </w:r>
     </w:p>
     <w:p>
@@ -1282,7 +1282,7 @@
           <w:sz w:val="26"/>
           <w:szCs w:val="26"/>
         </w:rPr>
-        <w:t>17/04/2023</w:t>
+        <w:t>29/10/2024</w:t>
       </w:r>
       <w:r>
         <w:rPr>
@@ -1307,7 +1307,7 @@
           <w:sz w:val="26"/>
           <w:szCs w:val="26"/>
         </w:rPr>
-        <w:t>Tổng Lãnh sự quán nước Cộng hòa Nhân dân Trung Hoa tại Thành phố Hồ Chí Minh</w:t>
+        <w:t>Bộ Công An</w:t>
       </w:r>
     </w:p>
     <w:p>
@@ -1421,7 +1421,7 @@
           <w:sz w:val="26"/>
           <w:szCs w:val="26"/>
         </w:rPr>
-        <w:t>Số 124, đường Tân Phước Khánh 40, Tổ 1,khu phố Bình Hòa 1</w:t>
+        <w:t>Thôn Thắng Hùng</w:t>
       </w:r>
     </w:p>
     <w:p>
@@ -1450,7 +1450,7 @@
           <w:szCs w:val="26"/>
           <w:lang w:eastAsia="zh-CN"/>
         </w:rPr>
-        <w:t>Phường Tân Khánh</w:t>
+        <w:t>Xã Cát Tiến</w:t>
       </w:r>
     </w:p>
     <w:p>
@@ -1490,7 +1490,7 @@
           <w:szCs w:val="26"/>
           <w:lang w:eastAsia="zh-CN"/>
         </w:rPr>
-        <w:t>Thành phố Hồ Chí Minh</w:t>
+        <w:t>Tỉnh Gia Lai</w:t>
       </w:r>
     </w:p>
     <w:p>
@@ -1553,7 +1553,7 @@
           <w:szCs w:val="26"/>
           <w:lang w:eastAsia="zh-CN"/>
         </w:rPr>
-        <w:t>0977777237</w:t>
+        <w:t>0762761603</w:t>
       </w:r>
       <w:r>
         <w:rPr>
@@ -1598,7 +1598,7 @@
           <w:szCs w:val="26"/>
           <w:lang w:eastAsia="zh-CN"/>
         </w:rPr>
-        <w:t>ziqixiaoshou@gmail.com</w:t>
+        <w:t>hotelnewsky3@gmail.com</w:t>
       </w:r>
     </w:p>
     <w:p>
@@ -2153,7 +2153,7 @@
           <w:sz w:val="26"/>
           <w:szCs w:val="26"/>
         </w:rPr>
-        <w:t>18/08/2026</w:t>
+        <w:t>29/09/2026</w:t>
       </w:r>
       <w:r>
         <w:rPr>
@@ -2294,7 +2294,7 @@
                 <w:sz w:val="26"/>
                 <w:szCs w:val="26"/>
               </w:rPr>
-              <w:t>XIE, GUIQING</w:t>
+              <w:t>VÕ VĂN HẢI</w:t>
             </w:r>
           </w:p>
         </w:tc>
